--- a/thesis/chapters/Rozdzial_4_Metodyka_badania_empirycznego.docx
+++ b/thesis/chapters/Rozdzial_4_Metodyka_badania_empirycznego.docx
@@ -1731,7 +1731,7 @@
         <w:t>x_t_status</w:t>
       </w:r>
       <w:r>
-        <w:t>. Przepływ liczebności od wszystkich historycznych zgłoszeń kotwiczących do końcowej próby uczenia nadzorowanego oraz różnice w pokryciu danych pomiędzy latami i grupami spółek przedstawiono w podrozdziale 5.1.</w:t>
+        <w:t>. W finalnym filing-first universe z lat 2011–2024 target był dostępny dla 26 602 z 64 901 obserwacji (40,99%). W puli train 2011–2020 liczebność zmniejszyła się z 47 938 do 19 784 po wymogu dostępnego targetu (41,27%), a następnie do 19 671 po dodatkowym wymogu dopuszczalnego statusu cech (41,03%). Przepływ liczebności oraz różnice w pokryciu danych pomiędzy latami i grupami spółek przedstawiono w podrozdziale 5.1.</w:t>
       </w:r>
     </w:p>
     <w:p>
